--- a/docs/网络综合工程设计-4-总结报告.docx
+++ b/docs/网络综合工程设计-4-总结报告.docx
@@ -1814,7 +1814,7 @@
                 <w:b w:val="0"/>
                 <w:sz w:val="21"/>
               </w:rPr>
-              <w:t>7. 演示剧本注入：内置“平静常态 / 焦虑升级 / 情绪恢复 / 高认知负荷”四套剧本，可一键复现“平静 → 异常 → 共情干预 → 状态恢复”的完整闭环，便于演示与测试。</w:t>
+              <w:t>7. 模拟演示注入：内置“平静常态 / 焦虑升级 / 情绪恢复 / 高认知负荷”四套模拟，可一键复现“平静 → 异常 → 共情干预 → 状态恢复”的完整闭环，便于演示与测试。</w:t>
             </w:r>
           </w:p>
           <w:p>
@@ -2133,7 +2133,7 @@
                 <w:b w:val="0"/>
                 <w:sz w:val="21"/>
               </w:rPr>
-              <w:t>2. 共情干预效果：注入“焦虑升级”剧本后弹出的共情话术卡片；</w:t>
+              <w:t>2. 共情干预效果：注入“焦虑升级”模拟后弹出的共情话术卡片；</w:t>
             </w:r>
           </w:p>
           <w:p>
